--- a/LlamaStation_Documentacion_Tecnica.docx
+++ b/LlamaStation_Documentacion_Tecnica.docx
@@ -957,6 +957,64 @@
           </w:p>
         </w:tc>
       </w:tr>
+      <w:tr>
+        <w:tc>
+          <w:tcPr>
+            <w:tcW w:type="dxa" w:w="4680"/>
+            <w:tcBorders>
+              <w:top w:val="single" w:color="DDDDEE" w:sz="1"/>
+              <w:left w:val="single" w:color="DDDDEE" w:sz="1"/>
+              <w:bottom w:val="single" w:color="DDDDEE" w:sz="1"/>
+              <w:right w:val="single" w:color="DDDDEE" w:sz="1"/>
+            </w:tcBorders>
+            <w:shd w:fill="EEEEFF" w:val="clear"/>
+            <w:tcMar>
+              <w:top w:type="dxa" w:w="80"/>
+              <w:left w:type="dxa" w:w="140"/>
+              <w:bottom w:type="dxa" w:w="80"/>
+              <w:right w:type="dxa" w:w="140"/>
+            </w:tcMar>
+          </w:tcPr>
+          <w:p>
+            <w:r>
+              <w:rPr>
+                <w:rFonts w:ascii="Arial" w:cs="Arial" w:eastAsia="Arial" w:hAnsi="Arial"/>
+                <w:sz w:val="18"/>
+                <w:szCs w:val="18"/>
+              </w:rPr>
+              <w:t xml:space="preserve">llama.cpp (o fork)</w:t>
+            </w:r>
+          </w:p>
+        </w:tc>
+        <w:tc>
+          <w:tcPr>
+            <w:tcW w:type="dxa" w:w="4680"/>
+            <w:tcBorders>
+              <w:top w:val="single" w:color="DDDDEE" w:sz="1"/>
+              <w:left w:val="single" w:color="DDDDEE" w:sz="1"/>
+              <w:bottom w:val="single" w:color="DDDDEE" w:sz="1"/>
+              <w:right w:val="single" w:color="DDDDEE" w:sz="1"/>
+            </w:tcBorders>
+            <w:shd w:fill="F5F4FF" w:val="clear"/>
+            <w:tcMar>
+              <w:top w:type="dxa" w:w="80"/>
+              <w:left w:type="dxa" w:w="140"/>
+              <w:bottom w:type="dxa" w:w="80"/>
+              <w:right w:type="dxa" w:w="140"/>
+            </w:tcMar>
+          </w:tcPr>
+          <w:p>
+            <w:r>
+              <w:rPr>
+                <w:rFonts w:ascii="Arial" w:cs="Arial" w:eastAsia="Arial" w:hAnsi="Arial"/>
+                <w:sz w:val="18"/>
+                <w:szCs w:val="18"/>
+              </w:rPr>
+              <w:t xml:space="preserve">El motor de inferencia. Instalable directamente desde la app con el botón ⚡ de la sidebar. Descarga manual: github.com/ggml-org/llama.cpp/releases</w:t>
+            </w:r>
+          </w:p>
+        </w:tc>
+      </w:tr>
     </w:tbl>
     <w:p>
       <w:pPr>
@@ -1352,6 +1410,62 @@
           <w:szCs w:val="18"/>
         </w:rPr>
         <w:t xml:space="preserve">El modo headless lee automáticamente el perfil guardado para ese modelo (gpu_layers, ctx_size, KV cache, etc.) — no hace falta reconfigurar nada.</w:t>
+      </w:r>
+    </w:p>
+    <w:p>
+      <w:pPr>
+        <w:pStyle w:val="Heading2"/>
+        <w:spacing w:after="120" w:before="240"/>
+      </w:pPr>
+      <w:r>
+        <w:rPr>
+          <w:rFonts w:ascii="Arial" w:cs="Arial" w:eastAsia="Arial" w:hAnsi="Arial"/>
+          <w:b/>
+          <w:bCs/>
+          <w:sz w:val="24"/>
+          <w:szCs w:val="24"/>
+        </w:rPr>
+        <w:t xml:space="preserve">3.5 Instalar llama.cpp y TurboQuant</w:t>
+      </w:r>
+    </w:p>
+    <w:p>
+      <w:pPr>
+        <w:spacing w:after="60" w:before="60"/>
+      </w:pPr>
+      <w:r>
+        <w:rPr>
+          <w:rFonts w:ascii="Arial" w:cs="Arial" w:eastAsia="Arial" w:hAnsi="Arial"/>
+          <w:sz w:val="20"/>
+          <w:szCs w:val="20"/>
+        </w:rPr>
+        <w:t xml:space="preserve">No es necesario descargar llama.cpp manualmente. LlamaStation incluye un instalador integrado para cada backend configurado. En la parte inferior de la sidebar encontrarás un botón de actualización por backend (⚡ llama.cpp oficial y 🔬 TurboQuant (TheTom)). La primera vez que los uses actúan como instaladores.</w:t>
+      </w:r>
+    </w:p>
+    <w:p>
+      <w:pPr>
+        <w:spacing w:after="60" w:before="60"/>
+      </w:pPr>
+      <w:r>
+        <w:rPr>
+          <w:rFonts w:ascii="Arial" w:cs="Arial" w:eastAsia="Arial" w:hAnsi="Arial"/>
+          <w:sz w:val="20"/>
+          <w:szCs w:val="20"/>
+        </w:rPr>
+        <w:t xml:space="preserve">Pulsa el botón del backend que quieras. La app detectará tu versión de CUDA automáticamente, descargará el zip correcto de GitHub y lo instalará en C:\llama.cpp o C:\llama-turboquant. En arranques posteriores, el botón se pone en amarillo si hay una versión más reciente disponible.</w:t>
+      </w:r>
+    </w:p>
+    <w:p>
+      <w:pPr>
+        <w:spacing w:after="60" w:before="60"/>
+      </w:pPr>
+      <w:r>
+        <w:rPr>
+          <w:rFonts w:ascii="Arial" w:cs="Arial" w:eastAsia="Arial" w:hAnsi="Arial"/>
+          <w:i/>
+          <w:sz w:val="20"/>
+          <w:szCs w:val="20"/>
+        </w:rPr>
+        <w:t xml:space="preserve">Si prefieres instalarlo manualmente, descarga llama-server.exe desde github.com/ggml-org/llama.cpp/releases y apunta la pestaña Servidor a su ruta.</w:t>
       </w:r>
     </w:p>
     <w:p>

--- a/LlamaStation_Documentacion_Tecnica.docx
+++ b/LlamaStation_Documentacion_Tecnica.docx
@@ -218,7 +218,7 @@
                 <w:sz w:val="18"/>
                 <w:szCs w:val="18"/>
               </w:rPr>
-              <w:t xml:space="preserve">llama_gui.py</w:t>
+              <w:t xml:space="preserve">llamastation.py</w:t>
             </w:r>
           </w:p>
         </w:tc>
@@ -276,7 +276,7 @@
                 <w:sz w:val="18"/>
                 <w:szCs w:val="18"/>
               </w:rPr>
-              <w:t xml:space="preserve">llamaforge_downloader.py</w:t>
+              <w:t xml:space="preserve">llamastation_downloader.py</w:t>
             </w:r>
           </w:p>
         </w:tc>
@@ -334,7 +334,7 @@
                 <w:sz w:val="18"/>
                 <w:szCs w:val="18"/>
               </w:rPr>
-              <w:t xml:space="preserve">llamaforge_i18n.py</w:t>
+              <w:t xml:space="preserve">llamastation_i18n.py</w:t>
             </w:r>
           </w:p>
         </w:tc>
@@ -508,7 +508,7 @@
                 <w:sz w:val="18"/>
                 <w:szCs w:val="18"/>
               </w:rPr>
-              <w:t xml:space="preserve">llamaforge_profiles.json</w:t>
+              <w:t xml:space="preserve">llamastation_profiles.json</w:t>
             </w:r>
           </w:p>
         </w:tc>
@@ -566,7 +566,7 @@
                 <w:sz w:val="18"/>
                 <w:szCs w:val="18"/>
               </w:rPr>
-              <w:t xml:space="preserve">llamaforge_settings.json</w:t>
+              <w:t xml:space="preserve">llamastation_settings.json</w:t>
             </w:r>
           </w:p>
         </w:tc>
@@ -836,7 +836,7 @@
                 <w:sz w:val="18"/>
                 <w:szCs w:val="18"/>
               </w:rPr>
-              <w:t xml:space="preserve">Necesario para ejecutar llama_gui.py. Recomendado 3.11 o 3.12.</w:t>
+              <w:t xml:space="preserve">Necesario para ejecutar llamastation.py. Recomendado 3.11 o 3.12.</w:t>
             </w:r>
           </w:p>
         </w:tc>
@@ -1269,7 +1269,7 @@
           <w:sz w:val="18"/>
           <w:szCs w:val="18"/>
         </w:rPr>
-        <w:t xml:space="preserve">py llama_gui.py</w:t>
+        <w:t xml:space="preserve">py llamastation.py</w:t>
       </w:r>
     </w:p>
     <w:p>
@@ -1329,7 +1329,7 @@
           <w:sz w:val="18"/>
           <w:szCs w:val="18"/>
         </w:rPr>
-        <w:t xml:space="preserve">py llama_gui.py --no-gui</w:t>
+        <w:t xml:space="preserve">py llamastation.py --no-gui</w:t>
       </w:r>
     </w:p>
     <w:p>
@@ -1374,7 +1374,7 @@
           <w:sz w:val="18"/>
           <w:szCs w:val="18"/>
         </w:rPr>
-        <w:t xml:space="preserve">py llama_gui.py --no-gui --model C:\modelos\qwen3.gguf</w:t>
+        <w:t xml:space="preserve">py llamastation.py --no-gui --model C:\modelos\qwen3.gguf</w:t>
       </w:r>
     </w:p>
     <w:p>
@@ -1389,7 +1389,7 @@
           <w:sz w:val="18"/>
           <w:szCs w:val="18"/>
         </w:rPr>
-        <w:t xml:space="preserve">py llama_gui.py --no-gui --model C:\modelos\qwen3.gguf --port 8081</w:t>
+        <w:t xml:space="preserve">py llamastation.py --no-gui --model C:\modelos\qwen3.gguf --port 8081</w:t>
       </w:r>
     </w:p>
     <w:p>
@@ -1601,7 +1601,7 @@
                 <w:sz w:val="18"/>
                 <w:szCs w:val="18"/>
               </w:rPr>
-              <w:t xml:space="preserve">llama_gui.py</w:t>
+              <w:t xml:space="preserve">llamastation.py</w:t>
             </w:r>
           </w:p>
         </w:tc>
@@ -1659,7 +1659,7 @@
                 <w:sz w:val="18"/>
                 <w:szCs w:val="18"/>
               </w:rPr>
-              <w:t xml:space="preserve">llamaforge_downloader.py</w:t>
+              <w:t xml:space="preserve">llamastation_downloader.py</w:t>
             </w:r>
           </w:p>
         </w:tc>
@@ -1717,7 +1717,7 @@
                 <w:sz w:val="18"/>
                 <w:szCs w:val="18"/>
               </w:rPr>
-              <w:t xml:space="preserve">llamaforge_i18n.py</w:t>
+              <w:t xml:space="preserve">llamastation_i18n.py</w:t>
             </w:r>
           </w:p>
         </w:tc>
@@ -1891,7 +1891,7 @@
                 <w:sz w:val="18"/>
                 <w:szCs w:val="18"/>
               </w:rPr>
-              <w:t xml:space="preserve">llamaforge_profiles.json</w:t>
+              <w:t xml:space="preserve">llamastation_profiles.json</w:t>
             </w:r>
           </w:p>
         </w:tc>
@@ -1949,7 +1949,7 @@
                 <w:sz w:val="18"/>
                 <w:szCs w:val="18"/>
               </w:rPr>
-              <w:t xml:space="preserve">llamaforge_settings.json</w:t>
+              <w:t xml:space="preserve">llamastation_settings.json</w:t>
             </w:r>
           </w:p>
         </w:tc>
@@ -2050,7 +2050,7 @@
           <w:sz w:val="20"/>
           <w:szCs w:val="20"/>
         </w:rPr>
-        <w:t xml:space="preserve">• Idioma ES/EN con toggle en la sidebar — extensible a más idiomas via llamaforge_i18n.py</w:t>
+        <w:t xml:space="preserve">• Idioma ES/EN con toggle en la sidebar — extensible a más idiomas via llamastation_i18n.py</w:t>
       </w:r>
     </w:p>
     <w:p>
@@ -2718,7 +2718,7 @@
           <w:sz w:val="20"/>
           <w:szCs w:val="20"/>
         </w:rPr>
-        <w:t xml:space="preserve">Edita el diccionario BACKENDS en llama_gui.py:</w:t>
+        <w:t xml:space="preserve">Edita el diccionario BACKENDS en llamastation.py:</w:t>
       </w:r>
     </w:p>
     <w:p>
@@ -2844,7 +2844,7 @@
           <w:sz w:val="20"/>
           <w:szCs w:val="20"/>
         </w:rPr>
-        <w:t xml:space="preserve">LlamaStation guarda automáticamente los parámetros de cada modelo en llamaforge_profiles.json. La clave es la ruta absoluta al .gguf. El modo headless usa este mismo archivo para arrancar con la configuración correcta sin abrir la GUI.</w:t>
+        <w:t xml:space="preserve">LlamaStation guarda automáticamente los parámetros de cada modelo en llamastation_profiles.json. La clave es la ruta absoluta al .gguf. El modo headless usa este mismo archivo para arrancar con la configuración correcta sin abrir la GUI.</w:t>
       </w:r>
     </w:p>
     <w:p>
@@ -5635,7 +5635,7 @@
           <w:sz w:val="20"/>
           <w:szCs w:val="20"/>
         </w:rPr>
-        <w:t xml:space="preserve">Todos los textos de la UI están en llamaforge_i18n.py. La app incluye ES y EN. Para añadir un idioma nuevo:</w:t>
+        <w:t xml:space="preserve">Todos los textos de la UI están en llamastation_i18n.py. La app incluye ES y EN. Para añadir un idioma nuevo:</w:t>
       </w:r>
     </w:p>
     <w:p>
@@ -5649,7 +5649,7 @@
           <w:sz w:val="20"/>
           <w:szCs w:val="20"/>
         </w:rPr>
-        <w:t xml:space="preserve">• Abre llamaforge_i18n.py</w:t>
+        <w:t xml:space="preserve">• Abre llamastation_i18n.py</w:t>
       </w:r>
     </w:p>
     <w:p>
@@ -5705,7 +5705,7 @@
           <w:sz w:val="20"/>
           <w:szCs w:val="20"/>
         </w:rPr>
-        <w:t xml:space="preserve">• Abre un PR en GitHub — no hace falta tocar llama_gui.py</w:t>
+        <w:t xml:space="preserve">• Abre un PR en GitHub — no hace falta tocar llamastation.py</w:t>
       </w:r>
     </w:p>
     <w:p>

--- a/LlamaStation_Documentacion_Tecnica.docx
+++ b/LlamaStation_Documentacion_Tecnica.docx
@@ -31,7 +31,7 @@
           <w:sz w:val="24"/>
           <w:szCs w:val="24"/>
         </w:rPr>
-        <w:t xml:space="preserve">Documentación Técnica  •  v2.3.0</w:t>
+        <w:t>Documentación Técnica  •  v0.9</w:t>
       </w:r>
     </w:p>
     <w:p>
@@ -2312,6 +2312,16 @@
       </w:r>
     </w:p>
     <w:p>
+      <w:r>
+        <w:t>• Watchdog del servidor — detecta crashes inesperados (OOM, etc.) y relanza automáticamente tras 5 segundos. Configurable en la pestaña Servidor.</w:t>
+      </w:r>
+    </w:p>
+    <w:p>
+      <w:r>
+        <w:t>• Limpieza de backups — cada actualización de llama.cpp crea un backup. La pestaña Servidor muestra el tamaño total y permite borrarlos.</w:t>
+      </w:r>
+    </w:p>
+    <w:p>
       <w:pPr>
         <w:pStyle w:val="Heading2"/>
         <w:spacing w:after="120" w:before="280"/>
@@ -2340,6 +2350,56 @@
           <w:szCs w:val="20"/>
         </w:rPr>
         <w:t xml:space="preserve">• Tab API Docs con ejemplos curl y Python listos para copiar</w:t>
+      </w:r>
+    </w:p>
+    <w:p>
+      <w:r>
+        <w:t>Modo Voz</w:t>
+      </w:r>
+    </w:p>
+    <w:p>
+      <w:r>
+        <w:t>• Push-to-talk y modo siempre escuchando integrados en el chat principal</w:t>
+      </w:r>
+    </w:p>
+    <w:p>
+      <w:r>
+        <w:t>• Clonación de voz via XTTS v2 — graba 12 segundos de cualquier voz e importa un clip</w:t>
+      </w:r>
+    </w:p>
+    <w:p>
+      <w:r>
+        <w:t>• Reconocimiento de voz via faster-whisper (tiny/base/small/medium/large-v3)</w:t>
+      </w:r>
+    </w:p>
+    <w:p>
+      <w:r>
+        <w:t>• 14 idiomas soportados (es, en, fr, de, it, pt, pl, nl, cs, ar, zh-cn, ja, hu, ko)</w:t>
+      </w:r>
+    </w:p>
+    <w:p>
+      <w:r>
+        <w:t>• Velocidad de síntesis ajustable (0.5x – 2.0x)</w:t>
+      </w:r>
+    </w:p>
+    <w:p>
+      <w:r>
+        <w:t>• CUDA o CPU para XTTS — seleccionable en la pestaña Voz</w:t>
+      </w:r>
+    </w:p>
+    <w:p>
+      <w:r>
+        <w:t>• Solo responde con voz cuando el usuario habló — los mensajes escritos quedan en texto</w:t>
+      </w:r>
+    </w:p>
+    <w:p>
+      <w:r>
+        <w:t>• Limpieza automática de etiquetas &lt;think&gt; antes del TTS</w:t>
+      </w:r>
+    </w:p>
+    <w:p>
+      <w:r>
+        <w:t>• Dependencias opcionales: pip install coqui-tts faster-whisper sounddevice soundfile scipy pydub</w:t>
       </w:r>
     </w:p>
     <w:p>
@@ -2682,6 +2742,94 @@
           </w:p>
         </w:tc>
       </w:tr>
+      <w:tr>
+        <w:tc>
+          <w:tcPr>
+            <w:tcW w:type="dxa" w:w="3120"/>
+          </w:tcPr>
+          <w:p>
+            <w:r>
+              <w:rPr>
+                <w:rFonts w:ascii="Consolas" w:hAnsi="Consolas"/>
+                <w:sz w:val="18"/>
+              </w:rPr>
+              <w:t>⚛️ AtomicChat (TurboQuant + MTP)</w:t>
+            </w:r>
+          </w:p>
+        </w:tc>
+        <w:tc>
+          <w:tcPr>
+            <w:tcW w:type="dxa" w:w="3120"/>
+          </w:tcPr>
+          <w:p>
+            <w:r>
+              <w:rPr>
+                <w:rFonts w:ascii="Consolas" w:hAnsi="Consolas"/>
+                <w:sz w:val="18"/>
+              </w:rPr>
+              <w:t>C:\llama-atomic\llama-server.exe</w:t>
+            </w:r>
+          </w:p>
+        </w:tc>
+        <w:tc>
+          <w:tcPr>
+            <w:tcW w:type="dxa" w:w="3120"/>
+          </w:tcPr>
+          <w:p>
+            <w:r>
+              <w:rPr>
+                <w:rFonts w:ascii="Consolas" w:hAnsi="Consolas"/>
+                <w:sz w:val="18"/>
+              </w:rPr>
+              <w:t>TurboQuant KV cache + especulación NextN (MTP nativo para Qwen3.x). Combina contexto largo y alta velocidad.</w:t>
+            </w:r>
+          </w:p>
+        </w:tc>
+      </w:tr>
+      <w:tr>
+        <w:tc>
+          <w:tcPr>
+            <w:tcW w:type="dxa" w:w="3120"/>
+          </w:tcPr>
+          <w:p>
+            <w:r>
+              <w:rPr>
+                <w:rFonts w:ascii="Consolas" w:hAnsi="Consolas"/>
+                <w:sz w:val="18"/>
+              </w:rPr>
+              <w:t>🐝 BeeLlama (DFlash + TurboQuant)</w:t>
+            </w:r>
+          </w:p>
+        </w:tc>
+        <w:tc>
+          <w:tcPr>
+            <w:tcW w:type="dxa" w:w="3120"/>
+          </w:tcPr>
+          <w:p>
+            <w:r>
+              <w:rPr>
+                <w:rFonts w:ascii="Consolas" w:hAnsi="Consolas"/>
+                <w:sz w:val="18"/>
+              </w:rPr>
+              <w:t>C:\llama-bee\llama-server.exe</w:t>
+            </w:r>
+          </w:p>
+        </w:tc>
+        <w:tc>
+          <w:tcPr>
+            <w:tcW w:type="dxa" w:w="3120"/>
+          </w:tcPr>
+          <w:p>
+            <w:r>
+              <w:rPr>
+                <w:rFonts w:ascii="Consolas" w:hAnsi="Consolas"/>
+                <w:sz w:val="18"/>
+              </w:rPr>
+              <w:t>TurboQuant KV cache + decodificación especulativa DFlash. Experimental.</w:t>
+            </w:r>
+          </w:p>
+        </w:tc>
+      </w:tr>
     </w:tbl>
     <w:p>
       <w:pPr>
@@ -2807,6 +2955,51 @@
           <w:szCs w:val="20"/>
         </w:rPr>
         <w:t xml:space="preserve">Reinicia la app. El nuevo backend aparecerá en el selector de la sidebar.</w:t>
+      </w:r>
+    </w:p>
+    <w:p>
+      <w:r>
+        <w:t>6.1 Multi-Token Prediction (MTP)</w:t>
+      </w:r>
+    </w:p>
+    <w:p>
+      <w:r>
+        <w:t>MTP permite predecir múltiples tokens por paso de inferencia, aumentando la velocidad de generación sin cambiar la calidad del modelo. Requiere un GGUF especial con cabezales MTP (ej: Qwen3.6-27B-Q4_K_M-mtp.gguf de froggeric en HuggingFace).</w:t>
+      </w:r>
+    </w:p>
+    <w:p>
+      <w:r>
+        <w:t>Compatibilidad por backend:</w:t>
+      </w:r>
+    </w:p>
+    <w:p>
+      <w:r>
+        <w:t>✓ Oficial llama.cpp (--spec-type draft-mtp desde PR #22673, mayo 2026)</w:t>
+      </w:r>
+    </w:p>
+    <w:p>
+      <w:r>
+        <w:t>✓ AtomicChat (--spec-type nextn con el mismo GGUF como --model-draft)</w:t>
+      </w:r>
+    </w:p>
+    <w:p>
+      <w:r>
+        <w:t>✗ TurboQuant — no compatible</w:t>
+      </w:r>
+    </w:p>
+    <w:p>
+      <w:r>
+        <w:t>✗ BeeLlama — usa DFlash propio</w:t>
+      </w:r>
+    </w:p>
+    <w:p>
+      <w:r>
+        <w:t>Activación: En el modal de carga del modelo, activa el toggle "Activar MTP" y ajusta spec-draft-n-max (recomendado: 3-6). Si el toggle no funciona con tu backend, usa el campo Argumentos Extra con los flags manuales.</w:t>
+      </w:r>
+    </w:p>
+    <w:p>
+      <w:r>
+        <w:t>Resultado en dual RTX 3060 con Qwen3.6 27B Q4_K_M + AtomicChat + 177k contexto: ~29 tok/s al inicio, ~22 tok/s en respuestas largas (vs ~17 tok/s sin MTP).</w:t>
       </w:r>
     </w:p>
     <w:p>
@@ -5905,7 +6098,7 @@
           <w:sz w:val="16"/>
           <w:szCs w:val="16"/>
         </w:rPr>
-        <w:t xml:space="preserve">LlamaStation v2.3.0  —  Documentación técnica</w:t>
+        <w:t>LlamaStation v0.9  —  Documentación técnica</w:t>
       </w:r>
     </w:p>
     <w:p>
@@ -5920,7 +6113,7 @@
           <w:sz w:val="16"/>
           <w:szCs w:val="16"/>
         </w:rPr>
-        <w:t xml:space="preserve">github.com/tu-usuario/llamastation</w:t>
+        <w:t>github.com/vico-png/llamastation</w:t>
       </w:r>
     </w:p>
     <w:sectPr>
